--- a/app/utils/pto_template.docx
+++ b/app/utils/pto_template.docx
@@ -26,103 +26,64 @@
         <w:tblLook w:firstColumn="1" w:firstRow="1" w:lastColumn="0" w:lastRow="0" w:noHBand="0" w:noVBand="1" w:val="04A0"/>
       </w:tblPr>
       <w:tblGrid>
-        <w:gridCol w:w="1234"/>
-        <w:gridCol w:w="1234"/>
-        <w:gridCol w:w="1234"/>
-        <w:gridCol w:w="1234"/>
-        <w:gridCol w:w="1234"/>
-        <w:gridCol w:w="1234"/>
-        <w:gridCol w:w="1234"/>
+        <w:gridCol w:w="1728"/>
+        <w:gridCol w:w="1728"/>
+        <w:gridCol w:w="1728"/>
+        <w:gridCol w:w="1728"/>
+        <w:gridCol w:w="1728"/>
       </w:tblGrid>
       <w:tr>
         <w:tc>
           <w:tcPr>
-            <w:tcW w:type="dxa" w:w="1234"/>
+            <w:tcW w:type="dxa" w:w="1728"/>
           </w:tcPr>
           <w:p>
             <w:r>
-              <w:rPr>
-                <w:b/>
-              </w:rPr>
               <w:t>Scientific Name</w:t>
-            </w:r>
-          </w:p>
-        </w:tc>
-        <w:tc>
-          <w:tcPr>
-            <w:tcW w:type="dxa" w:w="1234"/>
-          </w:tcPr>
-          <w:p>
-            <w:r>
-              <w:rPr>
-                <w:b/>
-              </w:rPr>
+              <w:br/>
               <w:t>Common Name</w:t>
             </w:r>
           </w:p>
         </w:tc>
         <w:tc>
           <w:tcPr>
-            <w:tcW w:type="dxa" w:w="1234"/>
+            <w:tcW w:type="dxa" w:w="1728"/>
           </w:tcPr>
           <w:p>
             <w:r>
-              <w:rPr>
-                <w:b/>
-              </w:rPr>
-              <w:t>Life Form</w:t>
+              <w:t>Status</w:t>
             </w:r>
           </w:p>
         </w:tc>
         <w:tc>
           <w:tcPr>
-            <w:tcW w:type="dxa" w:w="1234"/>
+            <w:tcW w:type="dxa" w:w="1728"/>
           </w:tcPr>
           <w:p>
             <w:r>
-              <w:rPr>
-                <w:b/>
-              </w:rPr>
-              <w:t>Quads</w:t>
+              <w:t>Habitat Requirements</w:t>
             </w:r>
           </w:p>
         </w:tc>
         <w:tc>
           <w:tcPr>
-            <w:tcW w:type="dxa" w:w="1234"/>
+            <w:tcW w:type="dxa" w:w="1728"/>
           </w:tcPr>
           <w:p>
             <w:r>
-              <w:rPr>
-                <w:b/>
-              </w:rPr>
-              <w:t>Habitat</w:t>
-            </w:r>
-          </w:p>
-        </w:tc>
-        <w:tc>
-          <w:tcPr>
-            <w:tcW w:type="dxa" w:w="1234"/>
-          </w:tcPr>
-          <w:p>
-            <w:r>
-              <w:rPr>
-                <w:b/>
-              </w:rPr>
               <w:t>Potential to Occur</w:t>
             </w:r>
           </w:p>
         </w:tc>
         <w:tc>
           <w:tcPr>
-            <w:tcW w:type="dxa" w:w="1234"/>
+            <w:tcW w:type="dxa" w:w="1728"/>
           </w:tcPr>
           <w:p>
             <w:r>
-              <w:rPr>
-                <w:b/>
-              </w:rPr>
-              <w:t>Suitability/Observations</w:t>
+              <w:t>Habitat Suitability/</w:t>
+              <w:br/>
+              <w:t>Observations</w:t>
             </w:r>
           </w:p>
         </w:tc>
@@ -130,47 +91,48 @@
       <w:tr>
         <w:tc>
           <w:tcPr>
-            <w:tcW w:type="dxa" w:w="1234"/>
+            <w:tcW w:type="dxa" w:w="8640"/>
+            <w:gridSpan w:val="5"/>
           </w:tcPr>
           <w:p>
             <w:r>
-              <w:t>{%tr for row in rows %}</w:t>
+              <w:t>CNPS Species</w:t>
+            </w:r>
+          </w:p>
+        </w:tc>
+      </w:tr>
+      <w:tr>
+        <w:tc>
+          <w:tcPr>
+            <w:tcW w:type="dxa" w:w="1728"/>
+          </w:tcPr>
+          <w:p>
+            <w:r>
+              <w:t>{%tr for row in cnps_rows %}</w:t>
             </w:r>
           </w:p>
         </w:tc>
         <w:tc>
           <w:tcPr>
-            <w:tcW w:type="dxa" w:w="1234"/>
+            <w:tcW w:type="dxa" w:w="1728"/>
           </w:tcPr>
           <w:p/>
         </w:tc>
         <w:tc>
           <w:tcPr>
-            <w:tcW w:type="dxa" w:w="1234"/>
+            <w:tcW w:type="dxa" w:w="1728"/>
           </w:tcPr>
           <w:p/>
         </w:tc>
         <w:tc>
           <w:tcPr>
-            <w:tcW w:type="dxa" w:w="1234"/>
+            <w:tcW w:type="dxa" w:w="1728"/>
           </w:tcPr>
           <w:p/>
         </w:tc>
         <w:tc>
           <w:tcPr>
-            <w:tcW w:type="dxa" w:w="1234"/>
-          </w:tcPr>
-          <w:p/>
-        </w:tc>
-        <w:tc>
-          <w:tcPr>
-            <w:tcW w:type="dxa" w:w="1234"/>
-          </w:tcPr>
-          <w:p/>
-        </w:tc>
-        <w:tc>
-          <w:tcPr>
-            <w:tcW w:type="dxa" w:w="1234"/>
+            <w:tcW w:type="dxa" w:w="1728"/>
           </w:tcPr>
           <w:p/>
         </w:tc>
@@ -178,57 +140,37 @@
       <w:tr>
         <w:tc>
           <w:tcPr>
-            <w:tcW w:type="dxa" w:w="1234"/>
+            <w:tcW w:type="dxa" w:w="1728"/>
           </w:tcPr>
           <w:p>
             <w:r>
-              <w:t>{% if row.Category == 'CNPS' and loop.first %}&lt;w:tr&gt;&lt;w:tc&gt;&lt;w:tcPr&gt;&lt;w:gridSpan w:val='7'/&gt;&lt;w:shd w:val='clear' w:color='auto' w:fill='D9D9D9'/&gt;&lt;/w:tcPr&gt;&lt;w:p&gt;&lt;w:pPr&gt;&lt;w:jc w:val='center'/&gt;&lt;/w:pPr&gt;&lt;w:r&gt;&lt;w:rPr&gt;&lt;w:b/&gt;&lt;/w:rPr&gt;&lt;w:t&gt;CNPS Species&lt;/w:t&gt;&lt;/w:r&gt;&lt;/w:p&gt;&lt;/w:tc&gt;&lt;/w:tr&gt;{% endif %}{% if row.Category == 'CNDDB' and (loop.previtem.Category != 'CNDDB') %}&lt;w:tr&gt;&lt;w:tc&gt;&lt;w:tcPr&gt;&lt;w:gridSpan w:val='7'/&gt;&lt;w:shd w:val='clear' w:color='auto' w:fill='D9D9D9'/&gt;&lt;/w:tcPr&gt;&lt;w:p&gt;&lt;w:pPr&gt;&lt;w:jc w:val='center'/&gt;&lt;/w:pPr&gt;&lt;w:r&gt;&lt;w:rPr&gt;&lt;w:b/&gt;&lt;/w:rPr&gt;&lt;w:t&gt;CNDDB Species&lt;/w:t&gt;&lt;/w:r&gt;&lt;/w:p&gt;&lt;/w:tc&gt;&lt;/w:tr&gt;{% endif %}{{ row.ScientificName }}</w:t>
+              <w:t>{{ row.SpeciesDisplay }}</w:t>
             </w:r>
           </w:p>
         </w:tc>
         <w:tc>
           <w:tcPr>
-            <w:tcW w:type="dxa" w:w="1234"/>
+            <w:tcW w:type="dxa" w:w="1728"/>
           </w:tcPr>
           <w:p>
             <w:r>
-              <w:t>{{ row.CommonName }}</w:t>
+              <w:t>{{ row.StatusDisplay }}</w:t>
             </w:r>
           </w:p>
         </w:tc>
         <w:tc>
           <w:tcPr>
-            <w:tcW w:type="dxa" w:w="1234"/>
+            <w:tcW w:type="dxa" w:w="1728"/>
           </w:tcPr>
           <w:p>
             <w:r>
-              <w:t>{{ row.Lifeform }}</w:t>
+              <w:t>{{ row.HabitatRequirements }}</w:t>
             </w:r>
           </w:p>
         </w:tc>
         <w:tc>
           <w:tcPr>
-            <w:tcW w:type="dxa" w:w="1234"/>
-          </w:tcPr>
-          <w:p>
-            <w:r>
-              <w:t>{{ row.Quads }}</w:t>
-            </w:r>
-          </w:p>
-        </w:tc>
-        <w:tc>
-          <w:tcPr>
-            <w:tcW w:type="dxa" w:w="1234"/>
-          </w:tcPr>
-          <w:p>
-            <w:r>
-              <w:t>{{ row.Habitat }}</w:t>
-            </w:r>
-          </w:p>
-        </w:tc>
-        <w:tc>
-          <w:tcPr>
-            <w:tcW w:type="dxa" w:w="1234"/>
+            <w:tcW w:type="dxa" w:w="1728"/>
           </w:tcPr>
           <w:p>
             <w:r>
@@ -238,7 +180,7 @@
         </w:tc>
         <w:tc>
           <w:tcPr>
-            <w:tcW w:type="dxa" w:w="1234"/>
+            <w:tcW w:type="dxa" w:w="1728"/>
           </w:tcPr>
           <w:p>
             <w:r>
@@ -250,7 +192,7 @@
       <w:tr>
         <w:tc>
           <w:tcPr>
-            <w:tcW w:type="dxa" w:w="1234"/>
+            <w:tcW w:type="dxa" w:w="1728"/>
           </w:tcPr>
           <w:p>
             <w:r>
@@ -260,39 +202,186 @@
         </w:tc>
         <w:tc>
           <w:tcPr>
-            <w:tcW w:type="dxa" w:w="1234"/>
+            <w:tcW w:type="dxa" w:w="1728"/>
           </w:tcPr>
           <w:p/>
         </w:tc>
         <w:tc>
           <w:tcPr>
-            <w:tcW w:type="dxa" w:w="1234"/>
+            <w:tcW w:type="dxa" w:w="1728"/>
           </w:tcPr>
           <w:p/>
         </w:tc>
         <w:tc>
           <w:tcPr>
-            <w:tcW w:type="dxa" w:w="1234"/>
+            <w:tcW w:type="dxa" w:w="1728"/>
           </w:tcPr>
           <w:p/>
         </w:tc>
         <w:tc>
           <w:tcPr>
-            <w:tcW w:type="dxa" w:w="1234"/>
+            <w:tcW w:type="dxa" w:w="1728"/>
+          </w:tcPr>
+          <w:p/>
+        </w:tc>
+      </w:tr>
+      <w:tr>
+        <w:tc>
+          <w:tcPr>
+            <w:tcW w:type="dxa" w:w="8640"/>
+            <w:gridSpan w:val="5"/>
+          </w:tcPr>
+          <w:p>
+            <w:r/>
+          </w:p>
+        </w:tc>
+      </w:tr>
+      <w:tr>
+        <w:tc>
+          <w:tcPr>
+            <w:tcW w:type="dxa" w:w="8640"/>
+            <w:gridSpan w:val="5"/>
+          </w:tcPr>
+          <w:p>
+            <w:r>
+              <w:t>CNDDB Species</w:t>
+            </w:r>
+          </w:p>
+        </w:tc>
+      </w:tr>
+      <w:tr>
+        <w:tc>
+          <w:tcPr>
+            <w:tcW w:type="dxa" w:w="1728"/>
+          </w:tcPr>
+          <w:p>
+            <w:r>
+              <w:t>{%tr for row in cnddb_rows %}</w:t>
+            </w:r>
+          </w:p>
+        </w:tc>
+        <w:tc>
+          <w:tcPr>
+            <w:tcW w:type="dxa" w:w="1728"/>
           </w:tcPr>
           <w:p/>
         </w:tc>
         <w:tc>
           <w:tcPr>
-            <w:tcW w:type="dxa" w:w="1234"/>
+            <w:tcW w:type="dxa" w:w="1728"/>
           </w:tcPr>
           <w:p/>
         </w:tc>
         <w:tc>
           <w:tcPr>
-            <w:tcW w:type="dxa" w:w="1234"/>
+            <w:tcW w:type="dxa" w:w="1728"/>
           </w:tcPr>
           <w:p/>
+        </w:tc>
+        <w:tc>
+          <w:tcPr>
+            <w:tcW w:type="dxa" w:w="1728"/>
+          </w:tcPr>
+          <w:p/>
+        </w:tc>
+      </w:tr>
+      <w:tr>
+        <w:tc>
+          <w:tcPr>
+            <w:tcW w:type="dxa" w:w="1728"/>
+          </w:tcPr>
+          <w:p>
+            <w:r>
+              <w:t>{{ row.SpeciesDisplay }}</w:t>
+            </w:r>
+          </w:p>
+        </w:tc>
+        <w:tc>
+          <w:tcPr>
+            <w:tcW w:type="dxa" w:w="1728"/>
+          </w:tcPr>
+          <w:p>
+            <w:r>
+              <w:t>{{ row.StatusDisplay }}</w:t>
+            </w:r>
+          </w:p>
+        </w:tc>
+        <w:tc>
+          <w:tcPr>
+            <w:tcW w:type="dxa" w:w="1728"/>
+          </w:tcPr>
+          <w:p>
+            <w:r>
+              <w:t>{{ row.HabitatRequirements }}</w:t>
+            </w:r>
+          </w:p>
+        </w:tc>
+        <w:tc>
+          <w:tcPr>
+            <w:tcW w:type="dxa" w:w="1728"/>
+          </w:tcPr>
+          <w:p>
+            <w:r>
+              <w:t>{{ row.PotentialtoOccur }}</w:t>
+            </w:r>
+          </w:p>
+        </w:tc>
+        <w:tc>
+          <w:tcPr>
+            <w:tcW w:type="dxa" w:w="1728"/>
+          </w:tcPr>
+          <w:p>
+            <w:r>
+              <w:t>{{ row.HabitatSuitabilityObservations }}</w:t>
+            </w:r>
+          </w:p>
+        </w:tc>
+      </w:tr>
+      <w:tr>
+        <w:tc>
+          <w:tcPr>
+            <w:tcW w:type="dxa" w:w="1728"/>
+          </w:tcPr>
+          <w:p>
+            <w:r>
+              <w:t>{%tr endfor %}</w:t>
+            </w:r>
+          </w:p>
+        </w:tc>
+        <w:tc>
+          <w:tcPr>
+            <w:tcW w:type="dxa" w:w="1728"/>
+          </w:tcPr>
+          <w:p/>
+        </w:tc>
+        <w:tc>
+          <w:tcPr>
+            <w:tcW w:type="dxa" w:w="1728"/>
+          </w:tcPr>
+          <w:p/>
+        </w:tc>
+        <w:tc>
+          <w:tcPr>
+            <w:tcW w:type="dxa" w:w="1728"/>
+          </w:tcPr>
+          <w:p/>
+        </w:tc>
+        <w:tc>
+          <w:tcPr>
+            <w:tcW w:type="dxa" w:w="1728"/>
+          </w:tcPr>
+          <w:p/>
+        </w:tc>
+      </w:tr>
+      <w:tr>
+        <w:tc>
+          <w:tcPr>
+            <w:tcW w:type="dxa" w:w="8640"/>
+            <w:gridSpan w:val="5"/>
+          </w:tcPr>
+          <w:p>
+            <w:r/>
+          </w:p>
         </w:tc>
       </w:tr>
     </w:tbl>
